--- a/docs/应力斑国标文档/应力斑分级_4.3替代条文建议_Ww与位置评分.docx
+++ b/docs/应力斑国标文档/应力斑分级_4.3替代条文建议_Ww与位置评分.docx
@@ -306,7 +306,7 @@
           <w:b w:val="0"/>
           <w:sz w:val="21"/>
         </w:rPr>
-        <w:t xml:space="preserve">　　e） 在 0°、45°、90°、135° 四个方向构建位置加权灰度共生矩阵：每个共生像素对按公式(3)的</w:t>
+        <w:t xml:space="preserve">　　e） 在 0°、45°、90°、135° 四个方向各自构建位置加权灰度共生矩阵（每个共生像素对按</w:t>
       </w:r>
       <w:r>
         <w:br/>
@@ -317,7 +317,7 @@
           <w:b w:val="0"/>
           <w:sz w:val="21"/>
         </w:rPr>
-        <w:t xml:space="preserve">　　　　端点权重算术平均计票，四向平均后归一化；</w:t>
+        <w:t xml:space="preserve">　　　　公式(3)的端点权重算术平均计票）并各自归一化；</w:t>
       </w:r>
       <w:r>
         <w:br/>
@@ -328,7 +328,18 @@
           <w:b w:val="0"/>
           <w:sz w:val="21"/>
         </w:rPr>
-        <w:t xml:space="preserve">　　f） 按公式(4)、公式(5)提取位置加权对比度与聚类突出，按公式(6)计算 W_w。</w:t>
+        <w:t xml:space="preserve">　　f） 逐方向按公式(4)、公式(5)提取位置加权对比度与聚类突出并取四向算术平均，按公式(6)</w:t>
+      </w:r>
+      <w:r>
+        <w:br/>
+      </w:r>
+      <w:r>
+        <w:rPr>
+          <w:rFonts w:ascii="Microsoft YaHei" w:hAnsi="Microsoft YaHei" w:eastAsia="微软雅黑"/>
+          <w:b w:val="0"/>
+          <w:sz w:val="21"/>
+        </w:rPr>
+        <w:t xml:space="preserve">　　　　计算 W_w。</w:t>
       </w:r>
     </w:p>
     <w:p>
